--- a/TimeSheet Management System Documentation.docx
+++ b/TimeSheet Management System Documentation.docx
@@ -1,6 +1,6 @@
 
 <file path=word/document.xml><?xml version="1.0" encoding="utf-8"?>
-<w:document xmlns:wpc="http://schemas.microsoft.com/office/word/2010/wordprocessingCanvas" xmlns:cx="http://schemas.microsoft.com/office/drawing/2014/chartex" xmlns:cx1="http://schemas.microsoft.com/office/drawing/2015/9/8/chartex" xmlns:mc="http://schemas.openxmlformats.org/markup-compatibility/2006" xmlns:o="urn:schemas-microsoft-com:office:office" xmlns:r="http://schemas.openxmlformats.org/officeDocument/2006/relationships" xmlns:m="http://schemas.openxmlformats.org/officeDocument/2006/math" xmlns:v="urn:schemas-microsoft-com:vml" xmlns:wp14="http://schemas.microsoft.com/office/word/2010/wordprocessingDrawing" xmlns:wp="http://schemas.openxmlformats.org/drawingml/2006/wordprocessingDrawing" xmlns:w10="urn:schemas-microsoft-com:office:word" xmlns:w="http://schemas.openxmlformats.org/wordprocessingml/2006/main" xmlns:w14="http://schemas.microsoft.com/office/word/2010/wordml" xmlns:w15="http://schemas.microsoft.com/office/word/2012/wordml" xmlns:w16se="http://schemas.microsoft.com/office/word/2015/wordml/symex" xmlns:wpg="http://schemas.microsoft.com/office/word/2010/wordprocessingGroup" xmlns:wpi="http://schemas.microsoft.com/office/word/2010/wordprocessingInk" xmlns:wne="http://schemas.microsoft.com/office/word/2006/wordml" xmlns:wps="http://schemas.microsoft.com/office/word/2010/wordprocessingShape" mc:Ignorable="w14 w15 w16se wp14">
+<w:document xmlns:wpc="http://schemas.microsoft.com/office/word/2010/wordprocessingCanvas" xmlns:cx="http://schemas.microsoft.com/office/drawing/2014/chartex" xmlns:cx1="http://schemas.microsoft.com/office/drawing/2015/9/8/chartex" xmlns:cx2="http://schemas.microsoft.com/office/drawing/2015/10/21/chartex" xmlns:cx3="http://schemas.microsoft.com/office/drawing/2016/5/9/chartex" xmlns:cx4="http://schemas.microsoft.com/office/drawing/2016/5/10/chartex" xmlns:cx5="http://schemas.microsoft.com/office/drawing/2016/5/11/chartex" xmlns:cx6="http://schemas.microsoft.com/office/drawing/2016/5/12/chartex" xmlns:cx7="http://schemas.microsoft.com/office/drawing/2016/5/13/chartex" xmlns:cx8="http://schemas.microsoft.com/office/drawing/2016/5/14/chartex" xmlns:mc="http://schemas.openxmlformats.org/markup-compatibility/2006" xmlns:aink="http://schemas.microsoft.com/office/drawing/2016/ink" xmlns:am3d="http://schemas.microsoft.com/office/drawing/2017/model3d" xmlns:o="urn:schemas-microsoft-com:office:office" xmlns:oel="http://schemas.microsoft.com/office/2019/extlst" xmlns:r="http://schemas.openxmlformats.org/officeDocument/2006/relationships" xmlns:m="http://schemas.openxmlformats.org/officeDocument/2006/math" xmlns:v="urn:schemas-microsoft-com:vml" xmlns:wp14="http://schemas.microsoft.com/office/word/2010/wordprocessingDrawing" xmlns:wp="http://schemas.openxmlformats.org/drawingml/2006/wordprocessingDrawing" xmlns:w10="urn:schemas-microsoft-com:office:word" xmlns:w="http://schemas.openxmlformats.org/wordprocessingml/2006/main" xmlns:w14="http://schemas.microsoft.com/office/word/2010/wordml" xmlns:w15="http://schemas.microsoft.com/office/word/2012/wordml" xmlns:w16cex="http://schemas.microsoft.com/office/word/2018/wordml/cex" xmlns:w16cid="http://schemas.microsoft.com/office/word/2016/wordml/cid" xmlns:w16="http://schemas.microsoft.com/office/word/2018/wordml" xmlns:w16du="http://schemas.microsoft.com/office/word/2023/wordml/word16du" xmlns:w16sdtdh="http://schemas.microsoft.com/office/word/2020/wordml/sdtdatahash" xmlns:w16sdtfl="http://schemas.microsoft.com/office/word/2024/wordml/sdtformatlock" xmlns:w16se="http://schemas.microsoft.com/office/word/2015/wordml/symex" xmlns:wpg="http://schemas.microsoft.com/office/word/2010/wordprocessingGroup" xmlns:wpi="http://schemas.microsoft.com/office/word/2010/wordprocessingInk" xmlns:wne="http://schemas.microsoft.com/office/word/2006/wordml" xmlns:wps="http://schemas.microsoft.com/office/word/2010/wordprocessingShape" mc:Ignorable="w14 w15 w16se w16cid w16 w16cex w16sdtdh w16sdtfl w16du wp14">
   <w:body>
     <w:p>
       <w:pPr>
@@ -17,13 +17,6 @@
     <w:p>
       <w:pPr>
         <w:pStyle w:val="Title"/>
-        <w:jc w:val="center"/>
-      </w:pPr>
-    </w:p>
-    <w:p>
-      <w:pPr>
-        <w:pStyle w:val="Title"/>
-        <w:jc w:val="center"/>
       </w:pPr>
     </w:p>
     <w:p>
@@ -185,27 +178,7 @@
           <w:sz w:val="28"/>
           <w:szCs w:val="32"/>
         </w:rPr>
-        <w:t xml:space="preserve">Team Lead: </w:t>
-      </w:r>
-      <w:proofErr w:type="spellStart"/>
-      <w:r>
-        <w:rPr>
-          <w:rFonts w:ascii="Times New Roman" w:hAnsi="Times New Roman" w:cs="Times New Roman"/>
-          <w:b/>
-          <w:sz w:val="28"/>
-          <w:szCs w:val="32"/>
-        </w:rPr>
-        <w:t>Mrudhula</w:t>
-      </w:r>
-      <w:proofErr w:type="spellEnd"/>
-      <w:r>
-        <w:rPr>
-          <w:rFonts w:ascii="Times New Roman" w:hAnsi="Times New Roman" w:cs="Times New Roman"/>
-          <w:b/>
-          <w:sz w:val="28"/>
-          <w:szCs w:val="32"/>
-        </w:rPr>
-        <w:t xml:space="preserve"> DS</w:t>
+        <w:t>Team Lead: Mrudhula DS</w:t>
       </w:r>
     </w:p>
     <w:p>
@@ -227,29 +200,7 @@
           <w:sz w:val="28"/>
           <w:szCs w:val="28"/>
         </w:rPr>
-        <w:t xml:space="preserve">Submitted </w:t>
-      </w:r>
-      <w:proofErr w:type="gramStart"/>
-      <w:r>
-        <w:rPr>
-          <w:rFonts w:ascii="Times New Roman" w:hAnsi="Times New Roman" w:cs="Times New Roman"/>
-          <w:b/>
-          <w:color w:val="000000" w:themeColor="text1"/>
-          <w:sz w:val="28"/>
-          <w:szCs w:val="28"/>
-        </w:rPr>
-        <w:t>By</w:t>
-      </w:r>
-      <w:proofErr w:type="gramEnd"/>
-      <w:r>
-        <w:rPr>
-          <w:rFonts w:ascii="Times New Roman" w:hAnsi="Times New Roman" w:cs="Times New Roman"/>
-          <w:b/>
-          <w:color w:val="000000" w:themeColor="text1"/>
-          <w:sz w:val="28"/>
-          <w:szCs w:val="28"/>
-        </w:rPr>
-        <w:t>:</w:t>
+        <w:t>Submitted By:</w:t>
       </w:r>
     </w:p>
     <w:p>
@@ -265,7 +216,6 @@
           <w:szCs w:val="28"/>
         </w:rPr>
       </w:pPr>
-      <w:proofErr w:type="spellStart"/>
       <w:r>
         <w:rPr>
           <w:rFonts w:ascii="Times New Roman" w:hAnsi="Times New Roman" w:cs="Times New Roman"/>
@@ -274,7 +224,6 @@
         </w:rPr>
         <w:t>Mrudhula</w:t>
       </w:r>
-      <w:proofErr w:type="spellEnd"/>
       <w:r>
         <w:rPr>
           <w:rFonts w:ascii="Times New Roman" w:hAnsi="Times New Roman" w:cs="Times New Roman"/>
@@ -329,7 +278,6 @@
           <w:szCs w:val="28"/>
         </w:rPr>
       </w:pPr>
-      <w:proofErr w:type="spellStart"/>
       <w:r>
         <w:rPr>
           <w:rFonts w:ascii="Times New Roman" w:hAnsi="Times New Roman" w:cs="Times New Roman"/>
@@ -338,7 +286,6 @@
         </w:rPr>
         <w:t>Afsana</w:t>
       </w:r>
-      <w:proofErr w:type="spellEnd"/>
       <w:r>
         <w:rPr>
           <w:rFonts w:ascii="Times New Roman" w:hAnsi="Times New Roman" w:cs="Times New Roman"/>
@@ -361,7 +308,6 @@
           <w:szCs w:val="28"/>
         </w:rPr>
       </w:pPr>
-      <w:proofErr w:type="spellStart"/>
       <w:r>
         <w:rPr>
           <w:rFonts w:ascii="Times New Roman" w:hAnsi="Times New Roman" w:cs="Times New Roman"/>
@@ -376,16 +322,7 @@
           <w:sz w:val="28"/>
           <w:szCs w:val="28"/>
         </w:rPr>
-        <w:t>ka</w:t>
-      </w:r>
-      <w:proofErr w:type="spellEnd"/>
-      <w:r>
-        <w:rPr>
-          <w:rFonts w:ascii="Times New Roman" w:hAnsi="Times New Roman" w:cs="Times New Roman"/>
-          <w:sz w:val="28"/>
-          <w:szCs w:val="28"/>
-        </w:rPr>
-        <w:t xml:space="preserve"> R</w:t>
+        <w:t>ka R</w:t>
       </w:r>
     </w:p>
     <w:p>
@@ -401,7 +338,6 @@
           <w:szCs w:val="28"/>
         </w:rPr>
       </w:pPr>
-      <w:proofErr w:type="spellStart"/>
       <w:r>
         <w:rPr>
           <w:rFonts w:ascii="Times New Roman" w:hAnsi="Times New Roman" w:cs="Times New Roman"/>
@@ -410,7 +346,6 @@
         </w:rPr>
         <w:t>Gowtham</w:t>
       </w:r>
-      <w:proofErr w:type="spellEnd"/>
       <w:r>
         <w:rPr>
           <w:rFonts w:ascii="Times New Roman" w:hAnsi="Times New Roman" w:cs="Times New Roman"/>
@@ -439,18 +374,8 @@
           <w:sz w:val="28"/>
           <w:szCs w:val="28"/>
         </w:rPr>
-        <w:t xml:space="preserve">Mohan </w:t>
-      </w:r>
-      <w:proofErr w:type="spellStart"/>
-      <w:r>
-        <w:rPr>
-          <w:rFonts w:ascii="Times New Roman" w:hAnsi="Times New Roman" w:cs="Times New Roman"/>
-          <w:sz w:val="28"/>
-          <w:szCs w:val="28"/>
-        </w:rPr>
-        <w:t>Karthi</w:t>
-      </w:r>
-      <w:proofErr w:type="spellEnd"/>
+        <w:t>Mohan Karthi</w:t>
+      </w:r>
       <w:r>
         <w:rPr>
           <w:rFonts w:ascii="Times New Roman" w:hAnsi="Times New Roman" w:cs="Times New Roman"/>
@@ -510,7 +435,17 @@
           <w:szCs w:val="28"/>
           <w:shd w:val="clear" w:color="auto" w:fill="FFFFFF"/>
         </w:rPr>
-        <w:t xml:space="preserve"> Technologies </w:t>
+        <w:t xml:space="preserve"> Technologies Pvt Ltd</w:t>
+      </w:r>
+      <w:r>
+        <w:rPr>
+          <w:rFonts w:ascii="Times New Roman" w:hAnsi="Times New Roman" w:cs="Times New Roman"/>
+          <w:color w:val="001D35"/>
+          <w:sz w:val="28"/>
+          <w:szCs w:val="28"/>
+          <w:shd w:val="clear" w:color="auto" w:fill="FFFFFF"/>
+        </w:rPr>
+        <w:t> (India) and </w:t>
       </w:r>
       <w:proofErr w:type="spellStart"/>
       <w:r>
@@ -522,7 +457,7 @@
           <w:szCs w:val="28"/>
           <w:shd w:val="clear" w:color="auto" w:fill="FFFFFF"/>
         </w:rPr>
-        <w:t>Pvt</w:t>
+        <w:t>VDart</w:t>
       </w:r>
       <w:proofErr w:type="spellEnd"/>
       <w:r>
@@ -534,65 +469,7 @@
           <w:szCs w:val="28"/>
           <w:shd w:val="clear" w:color="auto" w:fill="FFFFFF"/>
         </w:rPr>
-        <w:t xml:space="preserve"> Ltd</w:t>
-      </w:r>
-      <w:r>
-        <w:rPr>
-          <w:rFonts w:ascii="Times New Roman" w:hAnsi="Times New Roman" w:cs="Times New Roman"/>
-          <w:color w:val="001D35"/>
-          <w:sz w:val="28"/>
-          <w:szCs w:val="28"/>
-          <w:shd w:val="clear" w:color="auto" w:fill="FFFFFF"/>
-        </w:rPr>
-        <w:t> (India) and </w:t>
-      </w:r>
-      <w:proofErr w:type="spellStart"/>
-      <w:r>
-        <w:rPr>
-          <w:rStyle w:val="Strong"/>
-          <w:rFonts w:ascii="Times New Roman" w:hAnsi="Times New Roman" w:cs="Times New Roman"/>
-          <w:color w:val="001D35"/>
-          <w:sz w:val="28"/>
-          <w:szCs w:val="28"/>
-          <w:shd w:val="clear" w:color="auto" w:fill="FFFFFF"/>
-        </w:rPr>
-        <w:t>VDart</w:t>
-      </w:r>
-      <w:proofErr w:type="spellEnd"/>
-      <w:r>
-        <w:rPr>
-          <w:rStyle w:val="Strong"/>
-          <w:rFonts w:ascii="Times New Roman" w:hAnsi="Times New Roman" w:cs="Times New Roman"/>
-          <w:color w:val="001D35"/>
-          <w:sz w:val="28"/>
-          <w:szCs w:val="28"/>
-          <w:shd w:val="clear" w:color="auto" w:fill="FFFFFF"/>
-        </w:rPr>
-        <w:t xml:space="preserve"> Software Services </w:t>
-      </w:r>
-      <w:proofErr w:type="spellStart"/>
-      <w:r>
-        <w:rPr>
-          <w:rStyle w:val="Strong"/>
-          <w:rFonts w:ascii="Times New Roman" w:hAnsi="Times New Roman" w:cs="Times New Roman"/>
-          <w:color w:val="001D35"/>
-          <w:sz w:val="28"/>
-          <w:szCs w:val="28"/>
-          <w:shd w:val="clear" w:color="auto" w:fill="FFFFFF"/>
-        </w:rPr>
-        <w:t>Pvt</w:t>
-      </w:r>
-      <w:proofErr w:type="spellEnd"/>
-      <w:r>
-        <w:rPr>
-          <w:rStyle w:val="Strong"/>
-          <w:rFonts w:ascii="Times New Roman" w:hAnsi="Times New Roman" w:cs="Times New Roman"/>
-          <w:color w:val="001D35"/>
-          <w:sz w:val="28"/>
-          <w:szCs w:val="28"/>
-          <w:shd w:val="clear" w:color="auto" w:fill="FFFFFF"/>
-        </w:rPr>
-        <w:t xml:space="preserve"> Ltd</w:t>
+        <w:t xml:space="preserve"> Software Services Pvt Ltd</w:t>
       </w:r>
     </w:p>
     <w:p>
@@ -724,25 +601,14 @@
           <w:szCs w:val="32"/>
         </w:rPr>
       </w:pPr>
-      <w:proofErr w:type="spellStart"/>
-      <w:r>
-        <w:rPr>
-          <w:rFonts w:ascii="Times New Roman" w:hAnsi="Times New Roman" w:cs="Times New Roman"/>
-          <w:b/>
-          <w:sz w:val="32"/>
-          <w:szCs w:val="32"/>
-        </w:rPr>
-        <w:t>Mrudhula</w:t>
-      </w:r>
-      <w:proofErr w:type="spellEnd"/>
-      <w:r>
-        <w:rPr>
-          <w:rFonts w:ascii="Times New Roman" w:hAnsi="Times New Roman" w:cs="Times New Roman"/>
-          <w:b/>
-          <w:sz w:val="32"/>
-          <w:szCs w:val="32"/>
-        </w:rPr>
-        <w:t xml:space="preserve"> DS</w:t>
+      <w:r>
+        <w:rPr>
+          <w:rFonts w:ascii="Times New Roman" w:hAnsi="Times New Roman" w:cs="Times New Roman"/>
+          <w:b/>
+          <w:sz w:val="32"/>
+          <w:szCs w:val="32"/>
+        </w:rPr>
+        <w:t>Mrudhula DS</w:t>
       </w:r>
     </w:p>
     <w:p>
@@ -758,7 +624,6 @@
           <w:szCs w:val="32"/>
         </w:rPr>
       </w:pPr>
-      <w:proofErr w:type="spellStart"/>
       <w:r>
         <w:rPr>
           <w:rFonts w:ascii="Times New Roman" w:hAnsi="Times New Roman" w:cs="Times New Roman"/>
@@ -767,7 +632,6 @@
         </w:rPr>
         <w:t>TeamLead</w:t>
       </w:r>
-      <w:proofErr w:type="spellEnd"/>
       <w:r>
         <w:rPr>
           <w:rFonts w:ascii="Times New Roman" w:hAnsi="Times New Roman" w:cs="Times New Roman"/>
@@ -933,25 +797,14 @@
           <w:szCs w:val="32"/>
         </w:rPr>
       </w:pPr>
-      <w:proofErr w:type="spellStart"/>
-      <w:r>
-        <w:rPr>
-          <w:rFonts w:ascii="Times New Roman" w:hAnsi="Times New Roman" w:cs="Times New Roman"/>
-          <w:b/>
-          <w:sz w:val="32"/>
-          <w:szCs w:val="32"/>
-        </w:rPr>
-        <w:t>Afsana</w:t>
-      </w:r>
-      <w:proofErr w:type="spellEnd"/>
-      <w:r>
-        <w:rPr>
-          <w:rFonts w:ascii="Times New Roman" w:hAnsi="Times New Roman" w:cs="Times New Roman"/>
-          <w:b/>
-          <w:sz w:val="32"/>
-          <w:szCs w:val="32"/>
-        </w:rPr>
-        <w:t xml:space="preserve"> A</w:t>
+      <w:r>
+        <w:rPr>
+          <w:rFonts w:ascii="Times New Roman" w:hAnsi="Times New Roman" w:cs="Times New Roman"/>
+          <w:b/>
+          <w:sz w:val="32"/>
+          <w:szCs w:val="32"/>
+        </w:rPr>
+        <w:t>Afsana A</w:t>
       </w:r>
     </w:p>
     <w:p>
@@ -1008,23 +861,13 @@
           <w:szCs w:val="32"/>
         </w:rPr>
       </w:pPr>
-      <w:proofErr w:type="spellStart"/>
-      <w:r>
-        <w:rPr>
-          <w:b/>
-          <w:sz w:val="32"/>
-          <w:szCs w:val="32"/>
-        </w:rPr>
-        <w:t>Kamalika</w:t>
-      </w:r>
-      <w:proofErr w:type="spellEnd"/>
-      <w:r>
-        <w:rPr>
-          <w:b/>
-          <w:sz w:val="32"/>
-          <w:szCs w:val="32"/>
-        </w:rPr>
-        <w:t xml:space="preserve"> R</w:t>
+      <w:r>
+        <w:rPr>
+          <w:b/>
+          <w:sz w:val="32"/>
+          <w:szCs w:val="32"/>
+        </w:rPr>
+        <w:t>Kamalika R</w:t>
       </w:r>
     </w:p>
     <w:p>
@@ -1077,23 +920,13 @@
           <w:szCs w:val="32"/>
         </w:rPr>
       </w:pPr>
-      <w:proofErr w:type="spellStart"/>
-      <w:r>
-        <w:rPr>
-          <w:b/>
-          <w:sz w:val="32"/>
-          <w:szCs w:val="32"/>
-        </w:rPr>
-        <w:t>Gowtham</w:t>
-      </w:r>
-      <w:proofErr w:type="spellEnd"/>
-      <w:r>
-        <w:rPr>
-          <w:b/>
-          <w:sz w:val="32"/>
-          <w:szCs w:val="32"/>
-        </w:rPr>
-        <w:t xml:space="preserve"> K</w:t>
+      <w:r>
+        <w:rPr>
+          <w:b/>
+          <w:sz w:val="32"/>
+          <w:szCs w:val="32"/>
+        </w:rPr>
+        <w:t>Gowtham K</w:t>
       </w:r>
     </w:p>
     <w:p>
@@ -1115,15 +948,7 @@
           <w:sz w:val="32"/>
           <w:szCs w:val="32"/>
         </w:rPr>
-        <w:t>Employee</w:t>
-      </w:r>
-      <w:r>
-        <w:rPr>
-          <w:rFonts w:ascii="Times New Roman" w:hAnsi="Times New Roman" w:cs="Times New Roman"/>
-          <w:sz w:val="32"/>
-          <w:szCs w:val="32"/>
-        </w:rPr>
-        <w:t xml:space="preserve"> (full)</w:t>
+        <w:t>Employee (full)</w:t>
       </w:r>
     </w:p>
     <w:p>
@@ -1161,7 +986,6 @@
           <w:szCs w:val="32"/>
         </w:rPr>
       </w:pPr>
-      <w:proofErr w:type="spellStart"/>
       <w:r>
         <w:rPr>
           <w:rFonts w:ascii="Times New Roman" w:hAnsi="Times New Roman" w:cs="Times New Roman"/>
@@ -1170,7 +994,6 @@
         </w:rPr>
         <w:t>Navbar</w:t>
       </w:r>
-      <w:proofErr w:type="spellEnd"/>
     </w:p>
     <w:p>
       <w:pPr>
@@ -1250,25 +1073,7 @@
           <w:sz w:val="32"/>
           <w:szCs w:val="32"/>
         </w:rPr>
-        <w:t xml:space="preserve">Mohan </w:t>
-      </w:r>
-      <w:proofErr w:type="spellStart"/>
-      <w:r>
-        <w:rPr>
-          <w:b/>
-          <w:sz w:val="32"/>
-          <w:szCs w:val="32"/>
-        </w:rPr>
-        <w:t>Karthi</w:t>
-      </w:r>
-      <w:proofErr w:type="spellEnd"/>
-      <w:r>
-        <w:rPr>
-          <w:b/>
-          <w:sz w:val="32"/>
-          <w:szCs w:val="32"/>
-        </w:rPr>
-        <w:t xml:space="preserve"> A</w:t>
+        <w:t>Mohan Karthi A</w:t>
       </w:r>
     </w:p>
     <w:p>
@@ -1635,8 +1440,6 @@
         </w:rPr>
         <w:t>teamlead</w:t>
       </w:r>
-      <w:bookmarkStart w:id="0" w:name="_GoBack"/>
-      <w:bookmarkEnd w:id="0"/>
       <w:proofErr w:type="spellEnd"/>
     </w:p>
     <w:p>
@@ -1858,7 +1661,6 @@
           <w:color w:val="000000" w:themeColor="text1"/>
         </w:rPr>
       </w:pPr>
-      <w:proofErr w:type="gramStart"/>
       <w:r>
         <w:rPr>
           <w:rFonts w:ascii="Times New Roman" w:hAnsi="Times New Roman" w:cs="Times New Roman"/>
@@ -1867,7 +1669,6 @@
         </w:rPr>
         <w:t>Stack :</w:t>
       </w:r>
-      <w:proofErr w:type="gramEnd"/>
     </w:p>
     <w:p>
       <w:pPr>
@@ -2038,7 +1839,7 @@
 </file>
 
 <file path=word/numbering.xml><?xml version="1.0" encoding="utf-8"?>
-<w:numbering xmlns:wpc="http://schemas.microsoft.com/office/word/2010/wordprocessingCanvas" xmlns:cx="http://schemas.microsoft.com/office/drawing/2014/chartex" xmlns:cx1="http://schemas.microsoft.com/office/drawing/2015/9/8/chartex" xmlns:mc="http://schemas.openxmlformats.org/markup-compatibility/2006" xmlns:o="urn:schemas-microsoft-com:office:office" xmlns:r="http://schemas.openxmlformats.org/officeDocument/2006/relationships" xmlns:m="http://schemas.openxmlformats.org/officeDocument/2006/math" xmlns:v="urn:schemas-microsoft-com:vml" xmlns:wp14="http://schemas.microsoft.com/office/word/2010/wordprocessingDrawing" xmlns:wp="http://schemas.openxmlformats.org/drawingml/2006/wordprocessingDrawing" xmlns:w10="urn:schemas-microsoft-com:office:word" xmlns:w="http://schemas.openxmlformats.org/wordprocessingml/2006/main" xmlns:w14="http://schemas.microsoft.com/office/word/2010/wordml" xmlns:w15="http://schemas.microsoft.com/office/word/2012/wordml" xmlns:w16se="http://schemas.microsoft.com/office/word/2015/wordml/symex" xmlns:wpg="http://schemas.microsoft.com/office/word/2010/wordprocessingGroup" xmlns:wpi="http://schemas.microsoft.com/office/word/2010/wordprocessingInk" xmlns:wne="http://schemas.microsoft.com/office/word/2006/wordml" xmlns:wps="http://schemas.microsoft.com/office/word/2010/wordprocessingShape" mc:Ignorable="w14 w15 w16se wp14">
+<w:numbering xmlns:wpc="http://schemas.microsoft.com/office/word/2010/wordprocessingCanvas" xmlns:cx="http://schemas.microsoft.com/office/drawing/2014/chartex" xmlns:cx1="http://schemas.microsoft.com/office/drawing/2015/9/8/chartex" xmlns:cx2="http://schemas.microsoft.com/office/drawing/2015/10/21/chartex" xmlns:cx3="http://schemas.microsoft.com/office/drawing/2016/5/9/chartex" xmlns:cx4="http://schemas.microsoft.com/office/drawing/2016/5/10/chartex" xmlns:cx5="http://schemas.microsoft.com/office/drawing/2016/5/11/chartex" xmlns:cx6="http://schemas.microsoft.com/office/drawing/2016/5/12/chartex" xmlns:cx7="http://schemas.microsoft.com/office/drawing/2016/5/13/chartex" xmlns:cx8="http://schemas.microsoft.com/office/drawing/2016/5/14/chartex" xmlns:mc="http://schemas.openxmlformats.org/markup-compatibility/2006" xmlns:aink="http://schemas.microsoft.com/office/drawing/2016/ink" xmlns:am3d="http://schemas.microsoft.com/office/drawing/2017/model3d" xmlns:o="urn:schemas-microsoft-com:office:office" xmlns:oel="http://schemas.microsoft.com/office/2019/extlst" xmlns:r="http://schemas.openxmlformats.org/officeDocument/2006/relationships" xmlns:m="http://schemas.openxmlformats.org/officeDocument/2006/math" xmlns:v="urn:schemas-microsoft-com:vml" xmlns:wp14="http://schemas.microsoft.com/office/word/2010/wordprocessingDrawing" xmlns:wp="http://schemas.openxmlformats.org/drawingml/2006/wordprocessingDrawing" xmlns:w10="urn:schemas-microsoft-com:office:word" xmlns:w="http://schemas.openxmlformats.org/wordprocessingml/2006/main" xmlns:w14="http://schemas.microsoft.com/office/word/2010/wordml" xmlns:w15="http://schemas.microsoft.com/office/word/2012/wordml" xmlns:w16cex="http://schemas.microsoft.com/office/word/2018/wordml/cex" xmlns:w16cid="http://schemas.microsoft.com/office/word/2016/wordml/cid" xmlns:w16="http://schemas.microsoft.com/office/word/2018/wordml" xmlns:w16du="http://schemas.microsoft.com/office/word/2023/wordml/word16du" xmlns:w16sdtdh="http://schemas.microsoft.com/office/word/2020/wordml/sdtdatahash" xmlns:w16sdtfl="http://schemas.microsoft.com/office/word/2024/wordml/sdtformatlock" xmlns:w16se="http://schemas.microsoft.com/office/word/2015/wordml/symex" xmlns:wpg="http://schemas.microsoft.com/office/word/2010/wordprocessingGroup" xmlns:wpi="http://schemas.microsoft.com/office/word/2010/wordprocessingInk" xmlns:wne="http://schemas.microsoft.com/office/word/2006/wordml" xmlns:wps="http://schemas.microsoft.com/office/word/2010/wordprocessingShape" mc:Ignorable="w14 w15 w16se w16cid w16 w16cex w16sdtdh w16sdtfl w16du wp14">
   <w:abstractNum w:abstractNumId="0" w15:restartNumberingAfterBreak="0">
     <w:nsid w:val="083E655E"/>
     <w:multiLevelType w:val="hybridMultilevel"/>
@@ -2669,29 +2470,29 @@
       </w:pPr>
     </w:lvl>
   </w:abstractNum>
-  <w:num w:numId="1">
+  <w:num w:numId="1" w16cid:durableId="562830781">
     <w:abstractNumId w:val="5"/>
   </w:num>
-  <w:num w:numId="2">
+  <w:num w:numId="2" w16cid:durableId="1935897117">
     <w:abstractNumId w:val="1"/>
   </w:num>
-  <w:num w:numId="3">
+  <w:num w:numId="3" w16cid:durableId="1019702185">
     <w:abstractNumId w:val="2"/>
   </w:num>
-  <w:num w:numId="4">
+  <w:num w:numId="4" w16cid:durableId="1628967920">
     <w:abstractNumId w:val="0"/>
   </w:num>
-  <w:num w:numId="5">
+  <w:num w:numId="5" w16cid:durableId="1310940429">
     <w:abstractNumId w:val="4"/>
   </w:num>
-  <w:num w:numId="6">
+  <w:num w:numId="6" w16cid:durableId="458300247">
     <w:abstractNumId w:val="3"/>
   </w:num>
 </w:numbering>
 </file>
 
 <file path=word/styles.xml><?xml version="1.0" encoding="utf-8"?>
-<w:styles xmlns:mc="http://schemas.openxmlformats.org/markup-compatibility/2006" xmlns:r="http://schemas.openxmlformats.org/officeDocument/2006/relationships" xmlns:w="http://schemas.openxmlformats.org/wordprocessingml/2006/main" xmlns:w14="http://schemas.microsoft.com/office/word/2010/wordml" xmlns:w15="http://schemas.microsoft.com/office/word/2012/wordml" xmlns:w16se="http://schemas.microsoft.com/office/word/2015/wordml/symex" mc:Ignorable="w14 w15 w16se">
+<w:styles xmlns:mc="http://schemas.openxmlformats.org/markup-compatibility/2006" xmlns:r="http://schemas.openxmlformats.org/officeDocument/2006/relationships" xmlns:w="http://schemas.openxmlformats.org/wordprocessingml/2006/main" xmlns:w14="http://schemas.microsoft.com/office/word/2010/wordml" xmlns:w15="http://schemas.microsoft.com/office/word/2012/wordml" xmlns:w16cex="http://schemas.microsoft.com/office/word/2018/wordml/cex" xmlns:w16cid="http://schemas.microsoft.com/office/word/2016/wordml/cid" xmlns:w16="http://schemas.microsoft.com/office/word/2018/wordml" xmlns:w16du="http://schemas.microsoft.com/office/word/2023/wordml/word16du" xmlns:w16sdtdh="http://schemas.microsoft.com/office/word/2020/wordml/sdtdatahash" xmlns:w16sdtfl="http://schemas.microsoft.com/office/word/2024/wordml/sdtformatlock" xmlns:w16se="http://schemas.microsoft.com/office/word/2015/wordml/symex" mc:Ignorable="w14 w15 w16se w16cid w16 w16cex w16sdtdh w16sdtfl w16du">
   <w:docDefaults>
     <w:rPrDefault>
       <w:rPr>
@@ -2707,7 +2508,7 @@
       </w:pPr>
     </w:pPrDefault>
   </w:docDefaults>
-  <w:latentStyles w:defLockedState="0" w:defUIPriority="99" w:defSemiHidden="0" w:defUnhideWhenUsed="0" w:defQFormat="0" w:count="371">
+  <w:latentStyles w:defLockedState="0" w:defUIPriority="99" w:defSemiHidden="0" w:defUnhideWhenUsed="0" w:defQFormat="0" w:count="376">
     <w:lsdException w:name="Normal" w:uiPriority="0" w:qFormat="1"/>
     <w:lsdException w:name="heading 1" w:uiPriority="9" w:qFormat="1"/>
     <w:lsdException w:name="heading 2" w:semiHidden="1" w:uiPriority="9" w:unhideWhenUsed="1" w:qFormat="1"/>
@@ -3079,6 +2880,11 @@
     <w:lsdException w:name="List Table 5 Dark Accent 6" w:uiPriority="50"/>
     <w:lsdException w:name="List Table 6 Colorful Accent 6" w:uiPriority="51"/>
     <w:lsdException w:name="List Table 7 Colorful Accent 6" w:uiPriority="52"/>
+    <w:lsdException w:name="Mention" w:semiHidden="1" w:unhideWhenUsed="1"/>
+    <w:lsdException w:name="Smart Hyperlink" w:semiHidden="1" w:unhideWhenUsed="1"/>
+    <w:lsdException w:name="Hashtag" w:semiHidden="1" w:unhideWhenUsed="1"/>
+    <w:lsdException w:name="Unresolved Mention" w:semiHidden="1" w:unhideWhenUsed="1"/>
+    <w:lsdException w:name="Smart Link" w:semiHidden="1" w:unhideWhenUsed="1"/>
   </w:latentStyles>
   <w:style w:type="paragraph" w:default="1" w:styleId="Normal">
     <w:name w:val="Normal"/>
